--- a/tests/org.obeonetwork.m2doc.tests/resources/bookmark/extraSpaceInEndBookmark/extraSpaceInEndBookmark-expected-generation.docx
+++ b/tests/org.obeonetwork.m2doc.tests/resources/bookmark/extraSpaceInEndBookmark/extraSpaceInEndBookmark-expected-generation.docx
@@ -33,23 +33,23 @@
         </w:rPr>
         <w:t xml:space="preserve">Test link before bookmark : </w:t>
       </w:r>
-      <w:r w:rsidR="4DEB65CDE1DC46B2AD5084BE6FF020EB">
+      <w:r w:rsidR="1D42665EE7E8BAD54A82D41579DE1C1F">
         <w:fldChar w:fldCharType="begin"/>
       </w:r>
-      <w:r w:rsidR="4DEB65CDE1DC46B2AD5084BE6FF020EB">
+      <w:r w:rsidR="1D42665EE7E8BAD54A82D41579DE1C1F">
         <w:instrText xml:space="preserve"> REF bookmark1 \h </w:instrText>
       </w:r>
-      <w:r w:rsidR="4DEB65CDE1DC46B2AD5084BE6FF020EB">
+      <w:r w:rsidR="1D42665EE7E8BAD54A82D41579DE1C1F">
         <w:fldChar w:fldCharType="separate"/>
       </w:r>
-      <w:r w:rsidR="4DEB65CDE1DC46B2AD5084BE6FF020EB">
+      <w:r w:rsidR="1D42665EE7E8BAD54A82D41579DE1C1F">
         <w:rPr>
           <w:noProof/>
           <w:b w:val="on"/>
         </w:rPr>
         <w:t>a reference to bookmark1</w:t>
       </w:r>
-      <w:r w:rsidR="4DEB65CDE1DC46B2AD5084BE6FF020EB">
+      <w:r w:rsidR="1D42665EE7E8BAD54A82D41579DE1C1F">
         <w:fldChar w:fldCharType="end"/>
       </w:r>
     </w:p>
@@ -86,7 +86,7 @@
         </w:rPr>
         <w:t xml:space="preserve"> : </w:t>
       </w:r>
-      <w:bookmarkStart w:name="bookmark1" w:id="132473400371272052279446125497739496322"/>
+      <w:bookmarkStart w:name="bookmark1" w:id="89884564759364359853344745513469647301"/>
       <w:r>
         <w:rPr>
           <w:b w:val="on"/>
@@ -94,7 +94,7 @@
         </w:rPr>
         <w:t xml:space="preserve">    &lt;---Invalid block: Unexpected tag EOF missing [ENDBOOKMARK] while parsing m:bookmark 'bookmark1'</w:t>
       </w:r>
-      <w:bookmarkEnd w:id="132473400371272052279446125497739496322"/>
+      <w:bookmarkEnd w:id="89884564759364359853344745513469647301"/>
     </w:p>
     <w:sectPr>
       <w:pgSz w:h="16838" w:w="11906"/>

--- a/tests/org.obeonetwork.m2doc.tests/resources/bookmark/extraSpaceInEndBookmark/extraSpaceInEndBookmark-expected-generation.docx
+++ b/tests/org.obeonetwork.m2doc.tests/resources/bookmark/extraSpaceInEndBookmark/extraSpaceInEndBookmark-expected-generation.docx
@@ -33,23 +33,23 @@
         </w:rPr>
         <w:t xml:space="preserve">Test link before bookmark : </w:t>
       </w:r>
-      <w:r w:rsidR="4DEB65CDE1DC46B2AD5084BE6FF020EB">
+      <w:r w:rsidR="2ADF825080ED4A40B9596E63FE551382">
         <w:fldChar w:fldCharType="begin"/>
       </w:r>
-      <w:r w:rsidR="4DEB65CDE1DC46B2AD5084BE6FF020EB">
+      <w:r w:rsidR="2ADF825080ED4A40B9596E63FE551382">
         <w:instrText xml:space="preserve"> REF bookmark1 \h </w:instrText>
       </w:r>
-      <w:r w:rsidR="4DEB65CDE1DC46B2AD5084BE6FF020EB">
+      <w:r w:rsidR="2ADF825080ED4A40B9596E63FE551382">
         <w:fldChar w:fldCharType="separate"/>
       </w:r>
-      <w:r w:rsidR="4DEB65CDE1DC46B2AD5084BE6FF020EB">
+      <w:r w:rsidR="2ADF825080ED4A40B9596E63FE551382">
         <w:rPr>
           <w:noProof/>
           <w:b w:val="on"/>
         </w:rPr>
         <w:t>a reference to bookmark1</w:t>
       </w:r>
-      <w:r w:rsidR="4DEB65CDE1DC46B2AD5084BE6FF020EB">
+      <w:r w:rsidR="2ADF825080ED4A40B9596E63FE551382">
         <w:fldChar w:fldCharType="end"/>
       </w:r>
     </w:p>
@@ -86,7 +86,7 @@
         </w:rPr>
         <w:t xml:space="preserve"> : </w:t>
       </w:r>
-      <w:bookmarkStart w:name="bookmark1" w:id="132473400371272052279446125497739496322"/>
+      <w:bookmarkStart w:name="bookmark1" w:id="141960938142145378851804900109054862208"/>
       <w:r>
         <w:rPr>
           <w:b w:val="on"/>
@@ -94,7 +94,7 @@
         </w:rPr>
         <w:t xml:space="preserve">    &lt;---Invalid block: Unexpected tag EOF missing [ENDBOOKMARK] while parsing m:bookmark 'bookmark1'</w:t>
       </w:r>
-      <w:bookmarkEnd w:id="132473400371272052279446125497739496322"/>
+      <w:bookmarkEnd w:id="141960938142145378851804900109054862208"/>
     </w:p>
     <w:sectPr>
       <w:pgSz w:h="16838" w:w="11906"/>
